--- a/Labs/lab20 audio powerSupply/audioAmplifier PowerSupply Document.docx
+++ b/Labs/lab20 audio powerSupply/audioAmplifier PowerSupply Document.docx
@@ -791,7 +791,7 @@
         <w:t xml:space="preserve"> </w:t>
       </w:r>
       <w:r>
-        <w:t xml:space="preserve">understand the theory and implementation of parts used in the implementation of a low-power </w:t>
+        <w:t xml:space="preserve">understand the theory and implementation of parts used in a low-power </w:t>
       </w:r>
       <w:r>
         <w:t>power supply</w:t>
@@ -903,7 +903,27 @@
         </w:rPr>
       </w:pPr>
       <w:r>
-        <w:t>Before diving into the details of the LM7805, let’s take a minute to talk about how it works.  The LM7805 is a linear regulator.  The input voltage to the linear regulator is always higher than the voltage supplied to the load.  Linear regulators are not power efficient; you will never see one in a cell phone or laptop.  This case is because linear regulators dissipate a power equal to the difference between the input and output voltages times the current being supplied to the load.  So, for example, if the input voltage to a linear regulator is 9V, the output voltage 5V, and 250 mA of current is being supplied to the load, the linear regulator will dissipate (9V – 5V)*0.25A = 1 Watt of power.  Yikes, that is going to make the regulator very hot and unsafe to touch!</w:t>
+        <w:t>Before diving into the details of the LM7805, let’s take a minute to talk about how it works.  The LM7805 is a linear regulator.  The input voltage to the linear regulator is always higher than the voltage supplied to the load.  Linear regulators are not power efficient; you will never see one in a cell phone or laptop because linear regulators dissipate a power equal to the difference between the input and output voltage</w:t>
+      </w:r>
+      <w:r>
+        <w:t>s</w:t>
+      </w:r>
+      <w:r>
+        <w:t xml:space="preserve"> times the current being supplied to the load.  So, for example, if the input voltage to a linear regulator is 9V, the output voltage</w:t>
+      </w:r>
+      <w:r>
+        <w:t xml:space="preserve"> is</w:t>
+      </w:r>
+      <w:r>
+        <w:t xml:space="preserve"> 5V, and 250 mA of current is being supplied to the load, the linear regulator will dissipate (9V – 5</w:t>
+      </w:r>
+      <w:proofErr w:type="gramStart"/>
+      <w:r>
+        <w:t>V)*</w:t>
+      </w:r>
+      <w:proofErr w:type="gramEnd"/>
+      <w:r>
+        <w:t>0.25A = 1 Watt of power.  Yikes, that is going to make the regulator very hot and unsafe to touch!</w:t>
       </w:r>
     </w:p>
     <w:p>
@@ -925,7 +945,43 @@
         </w:rPr>
       </w:pPr>
       <w:r>
-        <w:t>Let’s learn about the capabilities of this jellybean component by examining its technical documents.</w:t>
+        <w:t xml:space="preserve">Let’s learn about the capabilities of this </w:t>
+      </w:r>
+      <w:r>
+        <w:rPr>
+          <w:rFonts w:cstheme="minorHAnsi"/>
+          <w:b/>
+          <w:i/>
+          <w:iCs/>
+          <w:color w:val="FFC000" w:themeColor="accent4"/>
+          <w14:textOutline w14:w="0" w14:cap="flat" w14:cmpd="sng" w14:algn="ctr">
+            <w14:noFill/>
+            <w14:prstDash w14:val="solid"/>
+            <w14:round/>
+          </w14:textOutline>
+          <w14:props3d w14:extrusionH="57150" w14:contourW="0" w14:prstMaterial="softEdge">
+            <w14:bevelT w14:w="25400" w14:h="38100" w14:prst="circle"/>
+          </w14:props3d>
+        </w:rPr>
+        <w:t>jellybean</w:t>
+      </w:r>
+      <w:r>
+        <w:rPr>
+          <w:b/>
+          <w:color w:val="FFC000" w:themeColor="accent4"/>
+          <w14:textOutline w14:w="0" w14:cap="flat" w14:cmpd="sng" w14:algn="ctr">
+            <w14:noFill/>
+            <w14:prstDash w14:val="solid"/>
+            <w14:round/>
+          </w14:textOutline>
+          <w14:props3d w14:extrusionH="57150" w14:contourW="0" w14:prstMaterial="softEdge">
+            <w14:bevelT w14:w="25400" w14:h="38100" w14:prst="circle"/>
+          </w14:props3d>
+        </w:rPr>
+        <w:t xml:space="preserve"> </w:t>
+      </w:r>
+      <w:r>
+        <w:t>component by examining its technical documents.</w:t>
       </w:r>
     </w:p>
     <w:p>
@@ -937,7 +993,13 @@
         </w:numPr>
       </w:pPr>
       <w:r>
-        <w:t>Open the bill of materials (BOM) for the Audio board found on the Canvas page for the lab.</w:t>
+        <w:t>Open the bill of materials (BOM) for the Audio board found on the Canvas page</w:t>
+      </w:r>
+      <w:r>
+        <w:t xml:space="preserve"> or in GitHub</w:t>
+      </w:r>
+      <w:r>
+        <w:t xml:space="preserve"> for the lab.</w:t>
       </w:r>
     </w:p>
     <w:p>
@@ -949,7 +1011,23 @@
         </w:numPr>
       </w:pPr>
       <w:r>
-        <w:t>Find the row for the 7805. It is a linear voltage regulator. Locate the Digikey part number.  Note, all Digikey part numbers end with “-ND”.</w:t>
+        <w:t xml:space="preserve">Find the row for the 7805. It is a linear voltage regulator. Locate the </w:t>
+      </w:r>
+      <w:proofErr w:type="spellStart"/>
+      <w:r>
+        <w:t>Digikey</w:t>
+      </w:r>
+      <w:proofErr w:type="spellEnd"/>
+      <w:r>
+        <w:t xml:space="preserve"> part number.  Note, all </w:t>
+      </w:r>
+      <w:proofErr w:type="spellStart"/>
+      <w:r>
+        <w:t>Digikey</w:t>
+      </w:r>
+      <w:proofErr w:type="spellEnd"/>
+      <w:r>
+        <w:t xml:space="preserve"> part numbers end with “-ND”.</w:t>
       </w:r>
     </w:p>
     <w:p>
@@ -978,7 +1056,7 @@
     </w:p>
     <w:p>
       <w:r>
-        <w:t>Use the information on the datasheet to answer the following questions.  When referencing a figure in the technical documents, I will use the notation “TD-Figure” as opposed to “Figure” which references to figures in this document.</w:t>
+        <w:t>Use the information on the datasheet to answer the following questions.  When referencing a figure in the technical documents, I will use the notation “TD-Figure” as opposed to “Figure” which references figures in this document.</w:t>
       </w:r>
     </w:p>
     <w:p>
@@ -1479,14 +1557,27 @@
       <w:r>
         <w:t xml:space="preserve">Figure </w:t>
       </w:r>
-      <w:fldSimple w:instr=" SEQ Figure \* ARABIC ">
-        <w:r>
-          <w:rPr>
-            <w:noProof/>
-          </w:rPr>
-          <w:t>1</w:t>
-        </w:r>
-      </w:fldSimple>
+      <w:r>
+        <w:fldChar w:fldCharType="begin"/>
+      </w:r>
+      <w:r>
+        <w:instrText xml:space="preserve"> SEQ Figure \* ARABIC </w:instrText>
+      </w:r>
+      <w:r>
+        <w:fldChar w:fldCharType="separate"/>
+      </w:r>
+      <w:r>
+        <w:rPr>
+          <w:noProof/>
+        </w:rPr>
+        <w:t>1</w:t>
+      </w:r>
+      <w:r>
+        <w:rPr>
+          <w:noProof/>
+        </w:rPr>
+        <w:fldChar w:fldCharType="end"/>
+      </w:r>
       <w:bookmarkEnd w:id="2"/>
       <w:r>
         <w:t>: A voltage regulator made from a Zener diode.</w:t>
@@ -1499,7 +1590,42 @@
         </w:rPr>
       </w:pPr>
       <w:r>
-        <w:t>Let’s learn about the capabilities of this jellybean component by examining its technical documents.</w:t>
+        <w:t xml:space="preserve">Let’s learn about the capabilities of this </w:t>
+      </w:r>
+      <w:r>
+        <w:rPr>
+          <w:b/>
+          <w:i/>
+          <w:iCs/>
+          <w:color w:val="FFC000" w:themeColor="accent4"/>
+          <w14:textOutline w14:w="0" w14:cap="flat" w14:cmpd="sng" w14:algn="ctr">
+            <w14:noFill/>
+            <w14:prstDash w14:val="solid"/>
+            <w14:round/>
+          </w14:textOutline>
+          <w14:props3d w14:extrusionH="57150" w14:contourW="0" w14:prstMaterial="softEdge">
+            <w14:bevelT w14:w="25400" w14:h="38100" w14:prst="circle"/>
+          </w14:props3d>
+        </w:rPr>
+        <w:t>jellybean</w:t>
+      </w:r>
+      <w:r>
+        <w:rPr>
+          <w:b/>
+          <w:color w:val="FFC000" w:themeColor="accent4"/>
+          <w14:textOutline w14:w="0" w14:cap="flat" w14:cmpd="sng" w14:algn="ctr">
+            <w14:noFill/>
+            <w14:prstDash w14:val="solid"/>
+            <w14:round/>
+          </w14:textOutline>
+          <w14:props3d w14:extrusionH="57150" w14:contourW="0" w14:prstMaterial="softEdge">
+            <w14:bevelT w14:w="25400" w14:h="38100" w14:prst="circle"/>
+          </w14:props3d>
+        </w:rPr>
+        <w:t xml:space="preserve"> </w:t>
+      </w:r>
+      <w:r>
+        <w:t>component by examining its technical documents.</w:t>
       </w:r>
     </w:p>
     <w:p>
@@ -1523,7 +1649,15 @@
         </w:numPr>
       </w:pPr>
       <w:r>
-        <w:t xml:space="preserve">Find the row for the Zener diode and locate its Digikey part number. </w:t>
+        <w:t xml:space="preserve">Find the row for the Zener diode and locate its </w:t>
+      </w:r>
+      <w:proofErr w:type="spellStart"/>
+      <w:r>
+        <w:t>Digikey</w:t>
+      </w:r>
+      <w:proofErr w:type="spellEnd"/>
+      <w:r>
+        <w:t xml:space="preserve"> part number. </w:t>
       </w:r>
     </w:p>
     <w:p>
@@ -1547,7 +1681,21 @@
         </w:numPr>
       </w:pPr>
       <w:r>
-        <w:t>On the resulting part page, open the PDF datasheet.</w:t>
+        <w:t xml:space="preserve">On the resulting </w:t>
+      </w:r>
+      <w:proofErr w:type="spellStart"/>
+      <w:r>
+        <w:t>par</w:t>
+      </w:r>
+      <w:r>
+        <w:t>`</w:t>
+      </w:r>
+      <w:r>
+        <w:t>t</w:t>
+      </w:r>
+      <w:proofErr w:type="spellEnd"/>
+      <w:r>
+        <w:t xml:space="preserve"> page, open the PDF datasheet.</w:t>
       </w:r>
     </w:p>
     <w:p>
@@ -1600,7 +1748,15 @@
         </w:numPr>
       </w:pPr>
       <w:r>
-        <w:t xml:space="preserve">The power dissipated in a Zener diode is the breakdown voltage (the voltage drop across it) times the current.  What is the power dissipated by the Zener diode on our board (shown in </w:t>
+        <w:t xml:space="preserve">The power dissipated in a Zener diode is the breakdown voltage (the voltage </w:t>
+      </w:r>
+      <w:proofErr w:type="gramStart"/>
+      <w:r>
+        <w:t>drop</w:t>
+      </w:r>
+      <w:proofErr w:type="gramEnd"/>
+      <w:r>
+        <w:t xml:space="preserve"> across it) times the current.  What is the power dissipated by the Zener diode on our board (shown in </w:t>
       </w:r>
       <w:r>
         <w:fldChar w:fldCharType="begin"/>
@@ -1750,7 +1906,63 @@
           <w:rFonts w:cstheme="minorHAnsi"/>
           <w:color w:val="auto"/>
         </w:rPr>
-        <w:t xml:space="preserve"> provides positive confirmation the power is bring delivered to the circuit.  This component is a “must-add” to any PCB you are designing and will save you many hours of head-scratching and wondering when diagnosing malfunctions which are the result of no power being supplied to your circuit.</w:t>
+        <w:t xml:space="preserve"> provides positive confirmation </w:t>
+      </w:r>
+      <w:r>
+        <w:rPr>
+          <w:rFonts w:cstheme="minorHAnsi"/>
+          <w:color w:val="auto"/>
+        </w:rPr>
+        <w:t>that</w:t>
+      </w:r>
+      <w:r>
+        <w:rPr>
+          <w:rFonts w:cstheme="minorHAnsi"/>
+          <w:color w:val="auto"/>
+        </w:rPr>
+        <w:t xml:space="preserve"> power is bring delivered to the circuit.  This component is a “must-add” to any PCB you are designing and will save you many hours of head-scratching and </w:t>
+      </w:r>
+      <w:r>
+        <w:rPr>
+          <w:rFonts w:cstheme="minorHAnsi"/>
+          <w:color w:val="auto"/>
+        </w:rPr>
+        <w:t xml:space="preserve">deliberation </w:t>
+      </w:r>
+      <w:r>
+        <w:rPr>
+          <w:rFonts w:cstheme="minorHAnsi"/>
+          <w:color w:val="auto"/>
+        </w:rPr>
+        <w:t xml:space="preserve">when diagnosing </w:t>
+      </w:r>
+      <w:r>
+        <w:rPr>
+          <w:rFonts w:cstheme="minorHAnsi"/>
+          <w:color w:val="auto"/>
+        </w:rPr>
+        <w:t xml:space="preserve">your </w:t>
+      </w:r>
+      <w:r>
+        <w:rPr>
+          <w:rFonts w:cstheme="minorHAnsi"/>
+          <w:color w:val="auto"/>
+        </w:rPr>
+        <w:t>malfunctions</w:t>
+      </w:r>
+      <w:r>
+        <w:rPr>
+          <w:rFonts w:cstheme="minorHAnsi"/>
+          <w:color w:val="auto"/>
+        </w:rPr>
+        <w:t>,</w:t>
+      </w:r>
+      <w:r>
+        <w:rPr>
+          <w:rFonts w:cstheme="minorHAnsi"/>
+          <w:color w:val="auto"/>
+        </w:rPr>
+        <w:t xml:space="preserve"> which are the result of no power being supplied to your circuit.</w:t>
       </w:r>
     </w:p>
     <w:p>
@@ -1822,14 +2034,27 @@
       <w:r>
         <w:t xml:space="preserve">Figure </w:t>
       </w:r>
-      <w:fldSimple w:instr=" SEQ Figure \* ARABIC ">
-        <w:r>
-          <w:rPr>
-            <w:noProof/>
-          </w:rPr>
-          <w:t>2</w:t>
-        </w:r>
-      </w:fldSimple>
+      <w:r>
+        <w:fldChar w:fldCharType="begin"/>
+      </w:r>
+      <w:r>
+        <w:instrText xml:space="preserve"> SEQ Figure \* ARABIC </w:instrText>
+      </w:r>
+      <w:r>
+        <w:fldChar w:fldCharType="separate"/>
+      </w:r>
+      <w:r>
+        <w:rPr>
+          <w:noProof/>
+        </w:rPr>
+        <w:t>2</w:t>
+      </w:r>
+      <w:r>
+        <w:rPr>
+          <w:noProof/>
+        </w:rPr>
+        <w:fldChar w:fldCharType="end"/>
+      </w:r>
       <w:bookmarkEnd w:id="4"/>
       <w:r>
         <w:t>: The power-on LED uses a current limiting resistor to set the LED’s brightness.</w:t>
@@ -1869,8 +2094,13 @@
       <w:r>
         <w:t xml:space="preserve">documents for the LED by using its </w:t>
       </w:r>
-      <w:r>
-        <w:t>Digikey part number</w:t>
+      <w:proofErr w:type="spellStart"/>
+      <w:r>
+        <w:t>Digikey</w:t>
+      </w:r>
+      <w:proofErr w:type="spellEnd"/>
+      <w:r>
+        <w:t xml:space="preserve"> part number</w:t>
       </w:r>
       <w:r>
         <w:t xml:space="preserve"> from the BOM.</w:t>
@@ -1890,7 +2120,13 @@
       </w:r>
       <w:bookmarkEnd w:id="5"/>
       <w:r>
-        <w:t>is the maximum continuous current possible for sending through the LED?</w:t>
+        <w:t xml:space="preserve">is the maximum continuous current </w:t>
+      </w:r>
+      <w:r>
+        <w:t xml:space="preserve">that can possibly be sent through this </w:t>
+      </w:r>
+      <w:r>
+        <w:t>LED?</w:t>
       </w:r>
     </w:p>
     <w:p>
@@ -1952,7 +2188,15 @@
         </w:numPr>
       </w:pPr>
       <w:r>
-        <w:t>What is the typical forward voltage drop of the LED when 20 mA is flowing through the LED?</w:t>
+        <w:t xml:space="preserve">What </w:t>
+      </w:r>
+      <w:proofErr w:type="gramStart"/>
+      <w:r>
+        <w:t>is</w:t>
+      </w:r>
+      <w:proofErr w:type="gramEnd"/>
+      <w:r>
+        <w:t xml:space="preserve"> the typical forward voltage drop of the LED when 20 mA is flowing through the LED?</w:t>
       </w:r>
     </w:p>
     <w:p>
@@ -1983,7 +2227,15 @@
         </w:numPr>
       </w:pPr>
       <w:r>
-        <w:t xml:space="preserve">Assuming VCC = 9V, what is the voltage drop across the current limiting resistor R5 in </w:t>
+        <w:t xml:space="preserve">Assuming VCC = 9V, what </w:t>
+      </w:r>
+      <w:proofErr w:type="gramStart"/>
+      <w:r>
+        <w:t>is</w:t>
+      </w:r>
+      <w:proofErr w:type="gramEnd"/>
+      <w:r>
+        <w:t xml:space="preserve"> the voltage drop across the current limiting resistor R5 in </w:t>
       </w:r>
       <w:r>
         <w:rPr>
@@ -2424,7 +2676,23 @@
           <w:rFonts w:cstheme="minorHAnsi"/>
           <w:color w:val="auto"/>
         </w:rPr>
-        <w:t>Switches are characterized by the number of throws and the number of poles.  Throws refers to the number of positions you can place the switch in.  Our on/off switch has two positions (left and right), so it is called a double throw.  A more sophisticated rotary switch may have as many as 10 positions making it a 10-throw switch.  Poles refers to the number of parallel switches moved with the single switch actuator. Our on/off switch actuates one circuit, so it is a single pole.  A switch turning on two circuits (like a light and a motor) is called a double pole.  Hence, our on/off switch is a single-pole, double-throw (SPDT) switch.</w:t>
+        <w:t xml:space="preserve">Switches are characterized by the number of throws and the number of poles.  Throws refers to the number of positions you can place the switch in.  Our on/off switch has two positions (left and right), so it is called a double throw.  A more sophisticated rotary switch may have as many as 10 positions making it a 10-throw switch.  Poles refers to the number of parallel switches moved with the single switch actuator. Our on/off switch actuates one circuit, so it is a single pole.  A switch turning on two circuits (like a light and a motor) is called a double pole.  Hence, </w:t>
+      </w:r>
+      <w:proofErr w:type="gramStart"/>
+      <w:r>
+        <w:rPr>
+          <w:rFonts w:cstheme="minorHAnsi"/>
+          <w:color w:val="auto"/>
+        </w:rPr>
+        <w:t>our</w:t>
+      </w:r>
+      <w:proofErr w:type="gramEnd"/>
+      <w:r>
+        <w:rPr>
+          <w:rFonts w:cstheme="minorHAnsi"/>
+          <w:color w:val="auto"/>
+        </w:rPr>
+        <w:t xml:space="preserve"> on/off switch is a single-pole, double-throw (SPDT) switch.</w:t>
       </w:r>
     </w:p>
     <w:p>
@@ -2562,14 +2830,27 @@
       <w:r>
         <w:t xml:space="preserve">Figure </w:t>
       </w:r>
-      <w:fldSimple w:instr=" SEQ Figure \* ARABIC ">
-        <w:r>
-          <w:rPr>
-            <w:noProof/>
-          </w:rPr>
-          <w:t>3</w:t>
-        </w:r>
-      </w:fldSimple>
+      <w:r>
+        <w:fldChar w:fldCharType="begin"/>
+      </w:r>
+      <w:r>
+        <w:instrText xml:space="preserve"> SEQ Figure \* ARABIC </w:instrText>
+      </w:r>
+      <w:r>
+        <w:fldChar w:fldCharType="separate"/>
+      </w:r>
+      <w:r>
+        <w:rPr>
+          <w:noProof/>
+        </w:rPr>
+        <w:t>3</w:t>
+      </w:r>
+      <w:r>
+        <w:rPr>
+          <w:noProof/>
+        </w:rPr>
+        <w:fldChar w:fldCharType="end"/>
+      </w:r>
       <w:bookmarkEnd w:id="6"/>
       <w:r>
         <w:t>: Two common types of SPDT switches.</w:t>
@@ -2591,7 +2872,15 @@
         <w:t xml:space="preserve">Let’s dive into the technical documents to see how these concepts are conveyed in manufacturer’s datasheets. Start by pulling the technical </w:t>
       </w:r>
       <w:r>
-        <w:t>documents for the slide switch used for the Audio board by finding its Digikey part number in the BOMs.</w:t>
+        <w:t xml:space="preserve">documents for the slide switch used for the Audio board by finding its </w:t>
+      </w:r>
+      <w:proofErr w:type="spellStart"/>
+      <w:r>
+        <w:t>Digikey</w:t>
+      </w:r>
+      <w:proofErr w:type="spellEnd"/>
+      <w:r>
+        <w:t xml:space="preserve"> part number in the BOMs.</w:t>
       </w:r>
     </w:p>
     <w:p>
@@ -2660,7 +2949,18 @@
         </w:numPr>
       </w:pPr>
       <w:r>
-        <w:t>What is the maximum voltage and current that Audio board switch can handle?    Use the information posted on the Digikey parts page for this switch. This information is on the product specification page, not in the technical documents</w:t>
+        <w:t xml:space="preserve">What is the maximum voltage and current that Audio board switch can handle?    Use the information posted on the </w:t>
+      </w:r>
+      <w:proofErr w:type="spellStart"/>
+      <w:r>
+        <w:t>Digikey</w:t>
+      </w:r>
+      <w:proofErr w:type="spellEnd"/>
+      <w:r>
+        <w:t xml:space="preserve"> parts page for this switch. This information is on the product specification page, not in the technical </w:t>
+      </w:r>
+      <w:r>
+        <w:t>documents.</w:t>
       </w:r>
     </w:p>
     <w:p>
@@ -2729,7 +3029,21 @@
         <w:ind w:left="-5"/>
       </w:pPr>
       <w:r>
-        <w:t xml:space="preserve">It is said that to err is human.  When working with your audio board, one of the mostly costly errors that you could make would be to apply the 9V and GND power inputs backwards, called reverse voltage.  On an unprotected circuit, prolonged application of reverse voltage will permanently damage components like op amps, BJTs and MOSFETs.  To prevent this tragedy, your audio board comes equipped with the reverse voltage protection circuit shown in </w:t>
+        <w:t xml:space="preserve">It is said that to err is human.  When working with your audio board, one of the </w:t>
+      </w:r>
+      <w:proofErr w:type="gramStart"/>
+      <w:r>
+        <w:t>most costly</w:t>
+      </w:r>
+      <w:proofErr w:type="gramEnd"/>
+      <w:r>
+        <w:t xml:space="preserve"> errors that you could make would be to apply the 9V and GND power inputs backwards, called reverse voltage.  On an unprotected circuit, prolonged application of reverse voltage will permanently damage components like op amps, BJTs</w:t>
+      </w:r>
+      <w:r>
+        <w:t>,</w:t>
+      </w:r>
+      <w:r>
+        <w:t xml:space="preserve"> and MOSFETs.  To prevent this tragedy, your audio board comes equipped with the reverse voltage protection circuit shown in </w:t>
       </w:r>
       <w:r>
         <w:fldChar w:fldCharType="begin"/>
@@ -2811,14 +3125,27 @@
       <w:r>
         <w:t xml:space="preserve">Figure </w:t>
       </w:r>
-      <w:fldSimple w:instr=" SEQ Figure \* ARABIC ">
-        <w:r>
-          <w:rPr>
-            <w:noProof/>
-          </w:rPr>
-          <w:t>4</w:t>
-        </w:r>
-      </w:fldSimple>
+      <w:r>
+        <w:fldChar w:fldCharType="begin"/>
+      </w:r>
+      <w:r>
+        <w:instrText xml:space="preserve"> SEQ Figure \* ARABIC </w:instrText>
+      </w:r>
+      <w:r>
+        <w:fldChar w:fldCharType="separate"/>
+      </w:r>
+      <w:r>
+        <w:rPr>
+          <w:noProof/>
+        </w:rPr>
+        <w:t>4</w:t>
+      </w:r>
+      <w:r>
+        <w:rPr>
+          <w:noProof/>
+        </w:rPr>
+        <w:fldChar w:fldCharType="end"/>
+      </w:r>
       <w:bookmarkEnd w:id="8"/>
       <w:r>
         <w:t>: The reverse voltage protection circuit for the audio board.</w:t>
@@ -2830,7 +3157,15 @@
         <w:ind w:left="-5"/>
       </w:pPr>
       <w:r>
-        <w:t xml:space="preserve">The reverse voltage protection circuit consists of three components, the PMOS transistor Q1, resistor R5 and Zener diode D1.  In order to understand how this circuit functions, you first need to understand the behavior of the PMOS transistor.  The 3-terminals of a MOSFET are called the drain (D), gate (G), and source (S).  The left side of </w:t>
+        <w:t xml:space="preserve">The reverse voltage protection circuit consists of three components, the PMOS transistor Q1, resistor R5 and Zener diode D1.  </w:t>
+      </w:r>
+      <w:proofErr w:type="gramStart"/>
+      <w:r>
+        <w:t>In order to</w:t>
+      </w:r>
+      <w:proofErr w:type="gramEnd"/>
+      <w:r>
+        <w:t xml:space="preserve"> understand how this circuit functions, you first need to understand the behavior of the PMOS transistor.  The 3-terminals of a MOSFET are called the drain (D), gate (G), and source (S).  The left side of </w:t>
       </w:r>
       <w:r>
         <w:fldChar w:fldCharType="begin"/>
@@ -2918,14 +3253,27 @@
       <w:r>
         <w:t xml:space="preserve">Figure </w:t>
       </w:r>
-      <w:fldSimple w:instr=" SEQ Figure \* ARABIC ">
-        <w:r>
-          <w:rPr>
-            <w:noProof/>
-          </w:rPr>
-          <w:t>5</w:t>
-        </w:r>
-      </w:fldSimple>
+      <w:r>
+        <w:fldChar w:fldCharType="begin"/>
+      </w:r>
+      <w:r>
+        <w:instrText xml:space="preserve"> SEQ Figure \* ARABIC </w:instrText>
+      </w:r>
+      <w:r>
+        <w:fldChar w:fldCharType="separate"/>
+      </w:r>
+      <w:r>
+        <w:rPr>
+          <w:noProof/>
+        </w:rPr>
+        <w:t>5</w:t>
+      </w:r>
+      <w:r>
+        <w:rPr>
+          <w:noProof/>
+        </w:rPr>
+        <w:fldChar w:fldCharType="end"/>
+      </w:r>
       <w:bookmarkEnd w:id="9"/>
       <w:r>
         <w:t>: The schematic of the PMOS transistor used in the reverse voltage protection circuit.</w:t>
@@ -3001,7 +3349,13 @@
         <w:spacing w:before="100" w:beforeAutospacing="1" w:after="100" w:afterAutospacing="1" w:line="240" w:lineRule="auto"/>
       </w:pPr>
       <w:r>
-        <w:t>The diode between the drain and source terminals of the PMOS transistor is called the body diode and an intrinsic part of the PMOS transistor – not something that you will solder in.  When forward biased this diode causes the source to be 0.7V lower than the drain to start the PMOS transistor operating.  Once operating, the body diode is ignored.</w:t>
+        <w:t>The diode between the drain and source terminals of the PMOS transistor is called the body diode and an intrinsic part of the PMOS transistor – not something that you will solder in.  When forward biased</w:t>
+      </w:r>
+      <w:r>
+        <w:t>,</w:t>
+      </w:r>
+      <w:r>
+        <w:t xml:space="preserve"> this diode causes the source to be 0.7V lower than the drain to start the PMOS transistor operating.  Once operating, the body diode is ignored.</w:t>
       </w:r>
     </w:p>
     <w:p>
@@ -3010,7 +3364,13 @@
         <w:ind w:left="0" w:firstLine="0"/>
       </w:pPr>
       <w:r>
-        <w:t xml:space="preserve">To understand the functioning of the circuit, it is helpful to eliminate R2 and D1 in </w:t>
+        <w:t>To understand the function of th</w:t>
+      </w:r>
+      <w:r>
+        <w:t>is</w:t>
+      </w:r>
+      <w:r>
+        <w:t xml:space="preserve"> circuit, it is helpful to eliminate R2 and D1 in </w:t>
       </w:r>
       <w:r>
         <w:fldChar w:fldCharType="begin"/>
@@ -3034,7 +3394,7 @@
         <w:fldChar w:fldCharType="end"/>
       </w:r>
       <w:r>
-        <w:t xml:space="preserve"> and connect the gate of the PMOS transistor is connected directly to GND as shown in </w:t>
+        <w:t xml:space="preserve"> and connect the gate of the PMOS transistor directly to GND as shown in </w:t>
       </w:r>
       <w:r>
         <w:fldChar w:fldCharType="begin"/>
@@ -3122,18 +3482,36 @@
       <w:r>
         <w:t xml:space="preserve">Figure </w:t>
       </w:r>
-      <w:fldSimple w:instr=" SEQ Figure \* ARABIC ">
-        <w:r>
-          <w:rPr>
-            <w:noProof/>
-          </w:rPr>
-          <w:t>6</w:t>
-        </w:r>
-      </w:fldSimple>
+      <w:r>
+        <w:fldChar w:fldCharType="begin"/>
+      </w:r>
+      <w:r>
+        <w:instrText xml:space="preserve"> SEQ Figure \* ARABIC </w:instrText>
+      </w:r>
+      <w:r>
+        <w:fldChar w:fldCharType="separate"/>
+      </w:r>
+      <w:r>
+        <w:rPr>
+          <w:noProof/>
+        </w:rPr>
+        <w:t>6</w:t>
+      </w:r>
+      <w:r>
+        <w:rPr>
+          <w:noProof/>
+        </w:rPr>
+        <w:fldChar w:fldCharType="end"/>
+      </w:r>
       <w:bookmarkEnd w:id="10"/>
       <w:r>
-        <w:t>:  A simplified version of the reverse voltage protection circuit used on the audio board</w:t>
-      </w:r>
+        <w:t xml:space="preserve">:  A simplified version of the reverse voltage protection circuit used on the audio </w:t>
+      </w:r>
+      <w:proofErr w:type="gramStart"/>
+      <w:r>
+        <w:t>board</w:t>
+      </w:r>
+      <w:proofErr w:type="gramEnd"/>
     </w:p>
     <w:p>
       <w:pPr>
@@ -3423,7 +3801,15 @@
         <w:ind w:left="0" w:firstLine="0"/>
       </w:pPr>
       <w:r>
-        <w:t xml:space="preserve">Pull the technical documents for the PMOS transistor using its Digikey part number: </w:t>
+        <w:t xml:space="preserve">Pull the technical documents for the PMOS transistor using its </w:t>
+      </w:r>
+      <w:proofErr w:type="spellStart"/>
+      <w:r>
+        <w:t>Digikey</w:t>
+      </w:r>
+      <w:proofErr w:type="spellEnd"/>
+      <w:r>
+        <w:t xml:space="preserve"> part number: </w:t>
       </w:r>
       <w:r>
         <w:t>FQP27P06-ND</w:t>
@@ -3481,11 +3867,36 @@
         <w:spacing w:after="160" w:line="259" w:lineRule="auto"/>
       </w:pPr>
       <w:r>
-        <w:t xml:space="preserve">I’ve been teaching classes long enough to know that one of you is going to exceed this voltage in your effort to increase the volume of your audio output.  Hence the introduction of R2 and D1.  Pull the technical documents Zener using its Digikey part number: </w:t>
-      </w:r>
-      <w:r>
-        <w:t>1N4733AFSCT-ND</w:t>
-      </w:r>
+        <w:t>I’ve been teaching classes long enough to know that one of you is going to exceed this voltage in your effort to increase the volume of your audio output.  Hence the introduction of R2 and D1.  Pull the technical documents</w:t>
+      </w:r>
+      <w:r>
+        <w:t xml:space="preserve"> of the</w:t>
+      </w:r>
+      <w:r>
+        <w:t xml:space="preserve"> Zener </w:t>
+      </w:r>
+      <w:r>
+        <w:t xml:space="preserve">diode </w:t>
+      </w:r>
+      <w:r>
+        <w:t xml:space="preserve">using its </w:t>
+      </w:r>
+      <w:proofErr w:type="spellStart"/>
+      <w:r>
+        <w:t>Digikey</w:t>
+      </w:r>
+      <w:proofErr w:type="spellEnd"/>
+      <w:r>
+        <w:t xml:space="preserve"> part number: </w:t>
+      </w:r>
+      <w:r>
+        <w:t>1N4733AFSCT-</w:t>
+      </w:r>
+      <w:proofErr w:type="gramStart"/>
+      <w:r>
+        <w:t>ND</w:t>
+      </w:r>
+      <w:proofErr w:type="gramEnd"/>
     </w:p>
     <w:p>
       <w:pPr>
@@ -3540,7 +3951,15 @@
         <w:spacing w:after="160" w:line="259" w:lineRule="auto"/>
       </w:pPr>
       <w:r>
-        <w:t>How much current must flow through the 1N4733A in order to maintain this voltage?  This is the so-called Zener current and given by I</w:t>
+        <w:t xml:space="preserve">How much current must flow through the 1N4733A </w:t>
+      </w:r>
+      <w:proofErr w:type="gramStart"/>
+      <w:r>
+        <w:t>in order to</w:t>
+      </w:r>
+      <w:proofErr w:type="gramEnd"/>
+      <w:r>
+        <w:t xml:space="preserve"> maintain this voltage?  This is the so-called Zener current and given by I</w:t>
       </w:r>
       <w:r>
         <w:rPr>
@@ -4057,8 +4476,16 @@
         <w:rPr>
           <w:bCs/>
         </w:rPr>
-        <w:t>er only the components in the power supply area</w:t>
-      </w:r>
+        <w:t xml:space="preserve">er only the components in the power supply </w:t>
+      </w:r>
+      <w:proofErr w:type="gramStart"/>
+      <w:r>
+        <w:rPr>
+          <w:bCs/>
+        </w:rPr>
+        <w:t>area</w:t>
+      </w:r>
+      <w:proofErr w:type="gramEnd"/>
     </w:p>
     <w:p>
       <w:pPr>
@@ -4072,8 +4499,16 @@
         <w:rPr>
           <w:bCs/>
         </w:rPr>
-        <w:t>Operational and tested</w:t>
-      </w:r>
+        <w:t xml:space="preserve">Operational and </w:t>
+      </w:r>
+      <w:proofErr w:type="gramStart"/>
+      <w:r>
+        <w:rPr>
+          <w:bCs/>
+        </w:rPr>
+        <w:t>tested</w:t>
+      </w:r>
+      <w:proofErr w:type="gramEnd"/>
     </w:p>
     <w:p>
       <w:pPr>
@@ -4148,8 +4583,16 @@
         <w:rPr>
           <w:bCs/>
         </w:rPr>
-        <w:t>Show reverse voltage protection works by applying reverse voltage and verify that the current drawn by the power supply is 0mA</w:t>
-      </w:r>
+        <w:t xml:space="preserve">Show reverse voltage protection works by applying reverse voltage and verify that the current drawn by the power supply is </w:t>
+      </w:r>
+      <w:proofErr w:type="gramStart"/>
+      <w:r>
+        <w:rPr>
+          <w:bCs/>
+        </w:rPr>
+        <w:t>0mA</w:t>
+      </w:r>
+      <w:proofErr w:type="gramEnd"/>
     </w:p>
     <w:p>
       <w:pPr>
